--- a/Tyler/.Net Backend/Tyler_Roberts.docx
+++ b/Tyler/.Net Backend/Tyler_Roberts.docx
@@ -44,7 +44,7 @@
           <w:sz w:val="19"/>
           <w:szCs w:val="19"/>
         </w:rPr>
-        <w:t>tylerroberts.dev@oudook.com | linkedin.com/in/tyler-roberts-3b839b3a9/ | Florida, United States | +1 (321) 376-7095</w:t>
+        <w:t>tylerrdev@outlook.com | linkedin.com/in/tyler-roberts-76a8193b2/ | Florida, United States | +1 (321) 376-7095</w:t>
       </w:r>
     </w:p>
     <w:p>
@@ -172,6 +172,7 @@
         </w:rPr>
         <w:t xml:space="preserve">, and </w:t>
       </w:r>
+      <w:proofErr w:type="spellStart"/>
       <w:r>
         <w:rPr>
           <w:rStyle w:val="Strong"/>
@@ -179,11 +180,19 @@
         </w:rPr>
         <w:t>observability</w:t>
       </w:r>
-      <w:r>
-        <w:rPr>
-          <w:rFonts w:ascii="Arial" w:hAnsi="Arial" w:cs="Arial"/>
-        </w:rPr>
-        <w:t xml:space="preserve">. Trusted to translate ambiguous business requirements into </w:t>
+      <w:proofErr w:type="spellEnd"/>
+      <w:r>
+        <w:rPr>
+          <w:rFonts w:ascii="Arial" w:hAnsi="Arial" w:cs="Arial"/>
+        </w:rPr>
+        <w:t xml:space="preserve">. </w:t>
+      </w:r>
+      <w:proofErr w:type="gramStart"/>
+      <w:r>
+        <w:rPr>
+          <w:rFonts w:ascii="Arial" w:hAnsi="Arial" w:cs="Arial"/>
+        </w:rPr>
+        <w:t xml:space="preserve">Trusted to translate ambiguous business requirements into </w:t>
       </w:r>
       <w:r>
         <w:rPr>
@@ -237,6 +246,7 @@
         </w:rPr>
         <w:t xml:space="preserve">, </w:t>
       </w:r>
+      <w:proofErr w:type="spellStart"/>
       <w:r>
         <w:rPr>
           <w:rStyle w:val="Strong"/>
@@ -244,6 +254,7 @@
         </w:rPr>
         <w:t>IaC</w:t>
       </w:r>
+      <w:proofErr w:type="spellEnd"/>
       <w:r>
         <w:rPr>
           <w:rFonts w:ascii="Arial" w:hAnsi="Arial" w:cs="Arial"/>
@@ -289,6 +300,7 @@
         </w:rPr>
         <w:t>.</w:t>
       </w:r>
+      <w:proofErr w:type="gramEnd"/>
     </w:p>
     <w:p>
       <w:pPr>
@@ -394,7 +406,39 @@
           <w:rFonts w:ascii="Arial" w:hAnsi="Arial" w:cs="Arial"/>
           <w:sz w:val="20"/>
         </w:rPr>
-        <w:t>, microservices, distributed systems, background services, message-based processing, API versioning, idempotency &amp; safe retries, pagination/filtering/sorting, structured error models</w:t>
+        <w:t xml:space="preserve">, </w:t>
+      </w:r>
+      <w:proofErr w:type="spellStart"/>
+      <w:r>
+        <w:rPr>
+          <w:rFonts w:ascii="Arial" w:hAnsi="Arial" w:cs="Arial"/>
+          <w:sz w:val="20"/>
+        </w:rPr>
+        <w:t>microservices</w:t>
+      </w:r>
+      <w:proofErr w:type="spellEnd"/>
+      <w:r>
+        <w:rPr>
+          <w:rFonts w:ascii="Arial" w:hAnsi="Arial" w:cs="Arial"/>
+          <w:sz w:val="20"/>
+        </w:rPr>
+        <w:t xml:space="preserve">, distributed systems, background services, message-based processing, API versioning, </w:t>
+      </w:r>
+      <w:proofErr w:type="spellStart"/>
+      <w:r>
+        <w:rPr>
+          <w:rFonts w:ascii="Arial" w:hAnsi="Arial" w:cs="Arial"/>
+          <w:sz w:val="20"/>
+        </w:rPr>
+        <w:t>idempotency</w:t>
+      </w:r>
+      <w:proofErr w:type="spellEnd"/>
+      <w:r>
+        <w:rPr>
+          <w:rFonts w:ascii="Arial" w:hAnsi="Arial" w:cs="Arial"/>
+          <w:sz w:val="20"/>
+        </w:rPr>
+        <w:t xml:space="preserve"> &amp; safe retries, pagination/filtering/sorting, structured error models</w:t>
       </w:r>
     </w:p>
     <w:p>
@@ -425,6 +469,7 @@
         </w:rPr>
         <w:t xml:space="preserve"> — Relational: </w:t>
       </w:r>
+      <w:proofErr w:type="spellStart"/>
       <w:r>
         <w:rPr>
           <w:rStyle w:val="Strong"/>
@@ -433,6 +478,7 @@
         </w:rPr>
         <w:t>PostgreSQL</w:t>
       </w:r>
+      <w:proofErr w:type="spellEnd"/>
       <w:r>
         <w:rPr>
           <w:rFonts w:ascii="Arial" w:hAnsi="Arial" w:cs="Arial"/>
@@ -468,8 +514,25 @@
           <w:rFonts w:ascii="Arial" w:hAnsi="Arial" w:cs="Arial"/>
           <w:sz w:val="20"/>
         </w:rPr>
-        <w:t xml:space="preserve"> | NoSQL: </w:t>
-      </w:r>
+        <w:t xml:space="preserve"> | </w:t>
+      </w:r>
+      <w:proofErr w:type="spellStart"/>
+      <w:r>
+        <w:rPr>
+          <w:rFonts w:ascii="Arial" w:hAnsi="Arial" w:cs="Arial"/>
+          <w:sz w:val="20"/>
+        </w:rPr>
+        <w:t>NoSQL</w:t>
+      </w:r>
+      <w:proofErr w:type="spellEnd"/>
+      <w:r>
+        <w:rPr>
+          <w:rFonts w:ascii="Arial" w:hAnsi="Arial" w:cs="Arial"/>
+          <w:sz w:val="20"/>
+        </w:rPr>
+        <w:t xml:space="preserve">: </w:t>
+      </w:r>
+      <w:proofErr w:type="spellStart"/>
       <w:r>
         <w:rPr>
           <w:rStyle w:val="Strong"/>
@@ -478,13 +541,15 @@
         </w:rPr>
         <w:t>Redis</w:t>
       </w:r>
-      <w:r>
-        <w:rPr>
-          <w:rFonts w:ascii="Arial" w:hAnsi="Arial" w:cs="Arial"/>
-          <w:sz w:val="20"/>
-        </w:rPr>
-        <w:t xml:space="preserve">, </w:t>
-      </w:r>
+      <w:proofErr w:type="spellEnd"/>
+      <w:r>
+        <w:rPr>
+          <w:rFonts w:ascii="Arial" w:hAnsi="Arial" w:cs="Arial"/>
+          <w:sz w:val="20"/>
+        </w:rPr>
+        <w:t xml:space="preserve">, </w:t>
+      </w:r>
+      <w:proofErr w:type="spellStart"/>
       <w:r>
         <w:rPr>
           <w:rStyle w:val="Strong"/>
@@ -493,13 +558,15 @@
         </w:rPr>
         <w:t>MongoDB</w:t>
       </w:r>
-      <w:r>
-        <w:rPr>
-          <w:rFonts w:ascii="Arial" w:hAnsi="Arial" w:cs="Arial"/>
-          <w:sz w:val="20"/>
-        </w:rPr>
-        <w:t xml:space="preserve">, </w:t>
-      </w:r>
+      <w:proofErr w:type="spellEnd"/>
+      <w:r>
+        <w:rPr>
+          <w:rFonts w:ascii="Arial" w:hAnsi="Arial" w:cs="Arial"/>
+          <w:sz w:val="20"/>
+        </w:rPr>
+        <w:t xml:space="preserve">, </w:t>
+      </w:r>
+      <w:proofErr w:type="spellStart"/>
       <w:r>
         <w:rPr>
           <w:rStyle w:val="Strong"/>
@@ -508,6 +575,7 @@
         </w:rPr>
         <w:t>DynamoDB</w:t>
       </w:r>
+      <w:proofErr w:type="spellEnd"/>
       <w:r>
         <w:rPr>
           <w:rFonts w:ascii="Arial" w:hAnsi="Arial" w:cs="Arial"/>
@@ -545,6 +613,7 @@
         </w:rPr>
         <w:t xml:space="preserve">, </w:t>
       </w:r>
+      <w:proofErr w:type="spellStart"/>
       <w:r>
         <w:rPr>
           <w:rStyle w:val="Strong"/>
@@ -553,6 +622,7 @@
         </w:rPr>
         <w:t>RabbitMQ</w:t>
       </w:r>
+      <w:proofErr w:type="spellEnd"/>
       <w:r>
         <w:rPr>
           <w:rFonts w:ascii="Arial" w:hAnsi="Arial" w:cs="Arial"/>
@@ -560,6 +630,7 @@
         </w:rPr>
         <w:t xml:space="preserve"> | Search: </w:t>
       </w:r>
+      <w:proofErr w:type="spellStart"/>
       <w:r>
         <w:rPr>
           <w:rStyle w:val="Strong"/>
@@ -568,6 +639,7 @@
         </w:rPr>
         <w:t>Elasticsearch</w:t>
       </w:r>
+      <w:proofErr w:type="spellEnd"/>
       <w:r>
         <w:rPr>
           <w:rFonts w:ascii="Arial" w:hAnsi="Arial" w:cs="Arial"/>
@@ -605,6 +677,7 @@
         </w:rPr>
         <w:t xml:space="preserve">, </w:t>
       </w:r>
+      <w:proofErr w:type="spellStart"/>
       <w:r>
         <w:rPr>
           <w:rStyle w:val="Strong"/>
@@ -613,6 +686,7 @@
         </w:rPr>
         <w:t>BigQuery</w:t>
       </w:r>
+      <w:proofErr w:type="spellEnd"/>
     </w:p>
     <w:p>
       <w:pPr>
@@ -633,8 +707,18 @@
           <w:rFonts w:ascii="Arial" w:hAnsi="Arial" w:cs="Arial"/>
           <w:sz w:val="20"/>
         </w:rPr>
-        <w:t>Cloud &amp; DevOps</w:t>
-      </w:r>
+        <w:t xml:space="preserve">Cloud &amp; </w:t>
+      </w:r>
+      <w:proofErr w:type="spellStart"/>
+      <w:r>
+        <w:rPr>
+          <w:rStyle w:val="Strong"/>
+          <w:rFonts w:ascii="Arial" w:hAnsi="Arial" w:cs="Arial"/>
+          <w:sz w:val="20"/>
+        </w:rPr>
+        <w:t>DevOps</w:t>
+      </w:r>
+      <w:proofErr w:type="spellEnd"/>
       <w:r>
         <w:rPr>
           <w:rFonts w:ascii="Arial" w:hAnsi="Arial" w:cs="Arial"/>
@@ -747,6 +831,7 @@
         </w:rPr>
         <w:t xml:space="preserve">, </w:t>
       </w:r>
+      <w:proofErr w:type="spellStart"/>
       <w:r>
         <w:rPr>
           <w:rStyle w:val="Strong"/>
@@ -755,6 +840,7 @@
         </w:rPr>
         <w:t>CloudFront</w:t>
       </w:r>
+      <w:proofErr w:type="spellEnd"/>
       <w:r>
         <w:rPr>
           <w:rFonts w:ascii="Arial" w:hAnsi="Arial" w:cs="Arial"/>
@@ -777,6 +863,7 @@
         </w:rPr>
         <w:t xml:space="preserve">, </w:t>
       </w:r>
+      <w:proofErr w:type="spellStart"/>
       <w:r>
         <w:rPr>
           <w:rStyle w:val="Strong"/>
@@ -785,13 +872,15 @@
         </w:rPr>
         <w:t>DynamoDB</w:t>
       </w:r>
-      <w:r>
-        <w:rPr>
-          <w:rFonts w:ascii="Arial" w:hAnsi="Arial" w:cs="Arial"/>
-          <w:sz w:val="20"/>
-        </w:rPr>
-        <w:t xml:space="preserve">, </w:t>
-      </w:r>
+      <w:proofErr w:type="spellEnd"/>
+      <w:r>
+        <w:rPr>
+          <w:rFonts w:ascii="Arial" w:hAnsi="Arial" w:cs="Arial"/>
+          <w:sz w:val="20"/>
+        </w:rPr>
+        <w:t xml:space="preserve">, </w:t>
+      </w:r>
+      <w:proofErr w:type="spellStart"/>
       <w:r>
         <w:rPr>
           <w:rStyle w:val="Strong"/>
@@ -800,13 +889,15 @@
         </w:rPr>
         <w:t>ElastiCache</w:t>
       </w:r>
-      <w:r>
-        <w:rPr>
-          <w:rFonts w:ascii="Arial" w:hAnsi="Arial" w:cs="Arial"/>
-          <w:sz w:val="20"/>
-        </w:rPr>
-        <w:t xml:space="preserve">, </w:t>
-      </w:r>
+      <w:proofErr w:type="spellEnd"/>
+      <w:r>
+        <w:rPr>
+          <w:rFonts w:ascii="Arial" w:hAnsi="Arial" w:cs="Arial"/>
+          <w:sz w:val="20"/>
+        </w:rPr>
+        <w:t xml:space="preserve">, </w:t>
+      </w:r>
+      <w:proofErr w:type="spellStart"/>
       <w:r>
         <w:rPr>
           <w:rStyle w:val="Strong"/>
@@ -815,6 +906,7 @@
         </w:rPr>
         <w:t>EventBridge</w:t>
       </w:r>
+      <w:proofErr w:type="spellEnd"/>
       <w:r>
         <w:rPr>
           <w:rFonts w:ascii="Arial" w:hAnsi="Arial" w:cs="Arial"/>
@@ -1002,6 +1094,7 @@
         </w:rPr>
         <w:t xml:space="preserve">, </w:t>
       </w:r>
+      <w:proofErr w:type="spellStart"/>
       <w:r>
         <w:rPr>
           <w:rStyle w:val="Strong"/>
@@ -1010,6 +1103,7 @@
         </w:rPr>
         <w:t>BigQuery</w:t>
       </w:r>
+      <w:proofErr w:type="spellEnd"/>
       <w:r>
         <w:rPr>
           <w:rFonts w:ascii="Arial" w:hAnsi="Arial" w:cs="Arial"/>
@@ -1017,6 +1111,7 @@
         </w:rPr>
         <w:t xml:space="preserve"> | </w:t>
       </w:r>
+      <w:proofErr w:type="spellStart"/>
       <w:r>
         <w:rPr>
           <w:rStyle w:val="Strong"/>
@@ -1025,13 +1120,15 @@
         </w:rPr>
         <w:t>Docker</w:t>
       </w:r>
-      <w:r>
-        <w:rPr>
-          <w:rFonts w:ascii="Arial" w:hAnsi="Arial" w:cs="Arial"/>
-          <w:sz w:val="20"/>
-        </w:rPr>
-        <w:t xml:space="preserve">, </w:t>
-      </w:r>
+      <w:proofErr w:type="spellEnd"/>
+      <w:r>
+        <w:rPr>
+          <w:rFonts w:ascii="Arial" w:hAnsi="Arial" w:cs="Arial"/>
+          <w:sz w:val="20"/>
+        </w:rPr>
+        <w:t xml:space="preserve">, </w:t>
+      </w:r>
+      <w:proofErr w:type="spellStart"/>
       <w:r>
         <w:rPr>
           <w:rStyle w:val="Strong"/>
@@ -1040,6 +1137,7 @@
         </w:rPr>
         <w:t>Kubernetes</w:t>
       </w:r>
+      <w:proofErr w:type="spellEnd"/>
       <w:r>
         <w:rPr>
           <w:rFonts w:ascii="Arial" w:hAnsi="Arial" w:cs="Arial"/>
@@ -1077,6 +1175,7 @@
         </w:rPr>
         <w:t xml:space="preserve">, </w:t>
       </w:r>
+      <w:proofErr w:type="spellStart"/>
       <w:r>
         <w:rPr>
           <w:rStyle w:val="Strong"/>
@@ -1085,13 +1184,15 @@
         </w:rPr>
         <w:t>GitOps</w:t>
       </w:r>
-      <w:r>
-        <w:rPr>
-          <w:rFonts w:ascii="Arial" w:hAnsi="Arial" w:cs="Arial"/>
-          <w:sz w:val="20"/>
-        </w:rPr>
-        <w:t xml:space="preserve">, </w:t>
-      </w:r>
+      <w:proofErr w:type="spellEnd"/>
+      <w:r>
+        <w:rPr>
+          <w:rFonts w:ascii="Arial" w:hAnsi="Arial" w:cs="Arial"/>
+          <w:sz w:val="20"/>
+        </w:rPr>
+        <w:t xml:space="preserve">, </w:t>
+      </w:r>
+      <w:proofErr w:type="spellStart"/>
       <w:r>
         <w:rPr>
           <w:rStyle w:val="Strong"/>
@@ -1100,13 +1201,15 @@
         </w:rPr>
         <w:t>Terraform</w:t>
       </w:r>
-      <w:r>
-        <w:rPr>
-          <w:rFonts w:ascii="Arial" w:hAnsi="Arial" w:cs="Arial"/>
-          <w:sz w:val="20"/>
-        </w:rPr>
-        <w:t xml:space="preserve">, </w:t>
-      </w:r>
+      <w:proofErr w:type="spellEnd"/>
+      <w:r>
+        <w:rPr>
+          <w:rFonts w:ascii="Arial" w:hAnsi="Arial" w:cs="Arial"/>
+          <w:sz w:val="20"/>
+        </w:rPr>
+        <w:t xml:space="preserve">, </w:t>
+      </w:r>
+      <w:proofErr w:type="spellStart"/>
       <w:r>
         <w:rPr>
           <w:rStyle w:val="Strong"/>
@@ -1115,6 +1218,7 @@
         </w:rPr>
         <w:t>CloudFormation</w:t>
       </w:r>
+      <w:proofErr w:type="spellEnd"/>
       <w:r>
         <w:rPr>
           <w:rFonts w:ascii="Arial" w:hAnsi="Arial" w:cs="Arial"/>
@@ -1122,28 +1226,48 @@
         </w:rPr>
         <w:t xml:space="preserve">, CI/CD: </w:t>
       </w:r>
-      <w:r>
-        <w:rPr>
-          <w:rStyle w:val="Strong"/>
-          <w:rFonts w:ascii="Arial" w:hAnsi="Arial" w:cs="Arial"/>
-          <w:sz w:val="20"/>
-        </w:rPr>
-        <w:t>GitHub Actions</w:t>
-      </w:r>
-      <w:r>
-        <w:rPr>
-          <w:rFonts w:ascii="Arial" w:hAnsi="Arial" w:cs="Arial"/>
-          <w:sz w:val="20"/>
-        </w:rPr>
-        <w:t xml:space="preserve">, </w:t>
-      </w:r>
-      <w:r>
-        <w:rPr>
-          <w:rStyle w:val="Strong"/>
-          <w:rFonts w:ascii="Arial" w:hAnsi="Arial" w:cs="Arial"/>
-          <w:sz w:val="20"/>
-        </w:rPr>
-        <w:t>GitLab CI</w:t>
+      <w:proofErr w:type="spellStart"/>
+      <w:r>
+        <w:rPr>
+          <w:rStyle w:val="Strong"/>
+          <w:rFonts w:ascii="Arial" w:hAnsi="Arial" w:cs="Arial"/>
+          <w:sz w:val="20"/>
+        </w:rPr>
+        <w:t>GitHub</w:t>
+      </w:r>
+      <w:proofErr w:type="spellEnd"/>
+      <w:r>
+        <w:rPr>
+          <w:rStyle w:val="Strong"/>
+          <w:rFonts w:ascii="Arial" w:hAnsi="Arial" w:cs="Arial"/>
+          <w:sz w:val="20"/>
+        </w:rPr>
+        <w:t xml:space="preserve"> Actions</w:t>
+      </w:r>
+      <w:r>
+        <w:rPr>
+          <w:rFonts w:ascii="Arial" w:hAnsi="Arial" w:cs="Arial"/>
+          <w:sz w:val="20"/>
+        </w:rPr>
+        <w:t xml:space="preserve">, </w:t>
+      </w:r>
+      <w:proofErr w:type="spellStart"/>
+      <w:r>
+        <w:rPr>
+          <w:rStyle w:val="Strong"/>
+          <w:rFonts w:ascii="Arial" w:hAnsi="Arial" w:cs="Arial"/>
+          <w:sz w:val="20"/>
+        </w:rPr>
+        <w:t>GitLab</w:t>
+      </w:r>
+      <w:proofErr w:type="spellEnd"/>
+      <w:r>
+        <w:rPr>
+          <w:rStyle w:val="Strong"/>
+          <w:rFonts w:ascii="Arial" w:hAnsi="Arial" w:cs="Arial"/>
+          <w:sz w:val="20"/>
+        </w:rPr>
+        <w:t xml:space="preserve"> CI</w:t>
       </w:r>
       <w:r>
         <w:rPr>
@@ -1173,15 +1297,26 @@
           <w:rFonts w:ascii="Arial" w:hAnsi="Arial" w:cs="Arial"/>
           <w:sz w:val="20"/>
         </w:rPr>
-        <w:t>Azure DevOps</w:t>
-      </w:r>
-      <w:r>
-        <w:rPr>
-          <w:rFonts w:ascii="Arial" w:hAnsi="Arial" w:cs="Arial"/>
-          <w:sz w:val="20"/>
-        </w:rPr>
-        <w:t xml:space="preserve">, </w:t>
-      </w:r>
+        <w:t xml:space="preserve">Azure </w:t>
+      </w:r>
+      <w:proofErr w:type="spellStart"/>
+      <w:r>
+        <w:rPr>
+          <w:rStyle w:val="Strong"/>
+          <w:rFonts w:ascii="Arial" w:hAnsi="Arial" w:cs="Arial"/>
+          <w:sz w:val="20"/>
+        </w:rPr>
+        <w:t>DevOps</w:t>
+      </w:r>
+      <w:proofErr w:type="spellEnd"/>
+      <w:r>
+        <w:rPr>
+          <w:rFonts w:ascii="Arial" w:hAnsi="Arial" w:cs="Arial"/>
+          <w:sz w:val="20"/>
+        </w:rPr>
+        <w:t xml:space="preserve">, </w:t>
+      </w:r>
+      <w:proofErr w:type="spellStart"/>
       <w:r>
         <w:rPr>
           <w:rStyle w:val="Strong"/>
@@ -1190,6 +1325,7 @@
         </w:rPr>
         <w:t>CircleCI</w:t>
       </w:r>
+      <w:proofErr w:type="spellEnd"/>
     </w:p>
     <w:p>
       <w:pPr>
@@ -1204,13 +1340,23 @@
           <w:sz w:val="20"/>
         </w:rPr>
       </w:pPr>
-      <w:r>
-        <w:rPr>
-          <w:rStyle w:val="Strong"/>
-          <w:rFonts w:ascii="Arial" w:hAnsi="Arial" w:cs="Arial"/>
-          <w:sz w:val="20"/>
-        </w:rPr>
-        <w:t>Observability, Quality &amp; Security</w:t>
+      <w:proofErr w:type="spellStart"/>
+      <w:r>
+        <w:rPr>
+          <w:rStyle w:val="Strong"/>
+          <w:rFonts w:ascii="Arial" w:hAnsi="Arial" w:cs="Arial"/>
+          <w:sz w:val="20"/>
+        </w:rPr>
+        <w:t>Observability</w:t>
+      </w:r>
+      <w:proofErr w:type="spellEnd"/>
+      <w:r>
+        <w:rPr>
+          <w:rStyle w:val="Strong"/>
+          <w:rFonts w:ascii="Arial" w:hAnsi="Arial" w:cs="Arial"/>
+          <w:sz w:val="20"/>
+        </w:rPr>
+        <w:t>, Quality &amp; Security</w:t>
       </w:r>
       <w:r>
         <w:rPr>
@@ -1219,6 +1365,7 @@
         </w:rPr>
         <w:t xml:space="preserve"> — </w:t>
       </w:r>
+      <w:proofErr w:type="spellStart"/>
       <w:r>
         <w:rPr>
           <w:rStyle w:val="Strong"/>
@@ -1227,13 +1374,15 @@
         </w:rPr>
         <w:t>OpenTelemetry</w:t>
       </w:r>
-      <w:r>
-        <w:rPr>
-          <w:rFonts w:ascii="Arial" w:hAnsi="Arial" w:cs="Arial"/>
-          <w:sz w:val="20"/>
-        </w:rPr>
-        <w:t xml:space="preserve">, </w:t>
-      </w:r>
+      <w:proofErr w:type="spellEnd"/>
+      <w:r>
+        <w:rPr>
+          <w:rFonts w:ascii="Arial" w:hAnsi="Arial" w:cs="Arial"/>
+          <w:sz w:val="20"/>
+        </w:rPr>
+        <w:t xml:space="preserve">, </w:t>
+      </w:r>
+      <w:proofErr w:type="spellStart"/>
       <w:r>
         <w:rPr>
           <w:rStyle w:val="Strong"/>
@@ -1242,6 +1391,7 @@
         </w:rPr>
         <w:t>Datadog</w:t>
       </w:r>
+      <w:proofErr w:type="spellEnd"/>
       <w:r>
         <w:rPr>
           <w:rFonts w:ascii="Arial" w:hAnsi="Arial" w:cs="Arial"/>
@@ -1264,6 +1414,7 @@
         </w:rPr>
         <w:t xml:space="preserve">, </w:t>
       </w:r>
+      <w:proofErr w:type="spellStart"/>
       <w:r>
         <w:rPr>
           <w:rStyle w:val="Strong"/>
@@ -1272,6 +1423,7 @@
         </w:rPr>
         <w:t>Grafana</w:t>
       </w:r>
+      <w:proofErr w:type="spellEnd"/>
       <w:r>
         <w:rPr>
           <w:rFonts w:ascii="Arial" w:hAnsi="Arial" w:cs="Arial"/>
@@ -1294,6 +1446,7 @@
         </w:rPr>
         <w:t xml:space="preserve">, </w:t>
       </w:r>
+      <w:proofErr w:type="spellStart"/>
       <w:r>
         <w:rPr>
           <w:rStyle w:val="Strong"/>
@@ -1302,6 +1455,7 @@
         </w:rPr>
         <w:t>CloudWatch</w:t>
       </w:r>
+      <w:proofErr w:type="spellEnd"/>
       <w:r>
         <w:rPr>
           <w:rFonts w:ascii="Arial" w:hAnsi="Arial" w:cs="Arial"/>
@@ -1429,13 +1583,23 @@
         </w:rPr>
         <w:t xml:space="preserve">, </w:t>
       </w:r>
-      <w:r>
-        <w:rPr>
-          <w:rStyle w:val="Strong"/>
-          <w:rFonts w:ascii="Arial" w:hAnsi="Arial" w:cs="Arial"/>
-          <w:sz w:val="20"/>
-        </w:rPr>
-        <w:t>OpenID Connect</w:t>
+      <w:proofErr w:type="spellStart"/>
+      <w:r>
+        <w:rPr>
+          <w:rStyle w:val="Strong"/>
+          <w:rFonts w:ascii="Arial" w:hAnsi="Arial" w:cs="Arial"/>
+          <w:sz w:val="20"/>
+        </w:rPr>
+        <w:t>OpenID</w:t>
+      </w:r>
+      <w:proofErr w:type="spellEnd"/>
+      <w:r>
+        <w:rPr>
+          <w:rStyle w:val="Strong"/>
+          <w:rFonts w:ascii="Arial" w:hAnsi="Arial" w:cs="Arial"/>
+          <w:sz w:val="20"/>
+        </w:rPr>
+        <w:t xml:space="preserve"> Connect</w:t>
       </w:r>
       <w:r>
         <w:rPr>
@@ -1459,6 +1623,7 @@
         </w:rPr>
         <w:t xml:space="preserve">, </w:t>
       </w:r>
+      <w:proofErr w:type="spellStart"/>
       <w:r>
         <w:rPr>
           <w:rStyle w:val="Strong"/>
@@ -1467,6 +1632,7 @@
         </w:rPr>
         <w:t>Okta</w:t>
       </w:r>
+      <w:proofErr w:type="spellEnd"/>
       <w:r>
         <w:rPr>
           <w:rFonts w:ascii="Arial" w:hAnsi="Arial" w:cs="Arial"/>
@@ -1495,8 +1661,18 @@
           <w:rFonts w:ascii="Arial" w:hAnsi="Arial" w:cs="Arial"/>
           <w:sz w:val="20"/>
         </w:rPr>
-        <w:t>AWS Cognito</w:t>
-      </w:r>
+        <w:t xml:space="preserve">AWS </w:t>
+      </w:r>
+      <w:proofErr w:type="spellStart"/>
+      <w:r>
+        <w:rPr>
+          <w:rStyle w:val="Strong"/>
+          <w:rFonts w:ascii="Arial" w:hAnsi="Arial" w:cs="Arial"/>
+          <w:sz w:val="20"/>
+        </w:rPr>
+        <w:t>Cognito</w:t>
+      </w:r>
+      <w:proofErr w:type="spellEnd"/>
       <w:r>
         <w:rPr>
           <w:rFonts w:ascii="Arial" w:hAnsi="Arial" w:cs="Arial"/>
@@ -1561,7 +1737,31 @@
           <w:sz w:val="21"/>
           <w:szCs w:val="21"/>
         </w:rPr>
-        <w:t>Web Venturez LLC</w:t>
+        <w:t xml:space="preserve">Web </w:t>
+      </w:r>
+      <w:proofErr w:type="spellStart"/>
+      <w:r>
+        <w:rPr>
+          <w:rFonts w:ascii="Arial" w:eastAsia="Arial" w:hAnsi="Arial" w:cs="Arial"/>
+          <w:b/>
+          <w:bCs/>
+          <w:color w:val="6F8F6B"/>
+          <w:sz w:val="21"/>
+          <w:szCs w:val="21"/>
+        </w:rPr>
+        <w:t>Venturez</w:t>
+      </w:r>
+      <w:proofErr w:type="spellEnd"/>
+      <w:r>
+        <w:rPr>
+          <w:rFonts w:ascii="Arial" w:eastAsia="Arial" w:hAnsi="Arial" w:cs="Arial"/>
+          <w:b/>
+          <w:bCs/>
+          <w:color w:val="6F8F6B"/>
+          <w:sz w:val="21"/>
+          <w:szCs w:val="21"/>
+        </w:rPr>
+        <w:t xml:space="preserve"> LLC</w:t>
       </w:r>
     </w:p>
     <w:p>
@@ -1718,7 +1918,25 @@
           <w:rFonts w:ascii="Arial" w:hAnsi="Arial" w:cs="Arial"/>
           <w:sz w:val="20"/>
         </w:rPr>
-        <w:t>OAuth2/OpenID Connect</w:t>
+        <w:t>OAuth2/</w:t>
+      </w:r>
+      <w:proofErr w:type="spellStart"/>
+      <w:r>
+        <w:rPr>
+          <w:rStyle w:val="Strong"/>
+          <w:rFonts w:ascii="Arial" w:hAnsi="Arial" w:cs="Arial"/>
+          <w:sz w:val="20"/>
+        </w:rPr>
+        <w:t>OpenID</w:t>
+      </w:r>
+      <w:proofErr w:type="spellEnd"/>
+      <w:r>
+        <w:rPr>
+          <w:rStyle w:val="Strong"/>
+          <w:rFonts w:ascii="Arial" w:hAnsi="Arial" w:cs="Arial"/>
+          <w:sz w:val="20"/>
+        </w:rPr>
+        <w:t xml:space="preserve"> Connect</w:t>
       </w:r>
       <w:r>
         <w:rPr>
@@ -1791,7 +2009,23 @@
           <w:rFonts w:ascii="Arial" w:hAnsi="Arial" w:cs="Arial"/>
           <w:sz w:val="20"/>
         </w:rPr>
-        <w:t xml:space="preserve">Built resilient async workflows using </w:t>
+        <w:t xml:space="preserve">Built resilient </w:t>
+      </w:r>
+      <w:proofErr w:type="spellStart"/>
+      <w:r>
+        <w:rPr>
+          <w:rFonts w:ascii="Arial" w:hAnsi="Arial" w:cs="Arial"/>
+          <w:sz w:val="20"/>
+        </w:rPr>
+        <w:t>async</w:t>
+      </w:r>
+      <w:proofErr w:type="spellEnd"/>
+      <w:r>
+        <w:rPr>
+          <w:rFonts w:ascii="Arial" w:hAnsi="Arial" w:cs="Arial"/>
+          <w:sz w:val="20"/>
+        </w:rPr>
+        <w:t xml:space="preserve"> workflows using </w:t>
       </w:r>
       <w:r>
         <w:rPr>
@@ -1808,6 +2042,7 @@
         </w:rPr>
         <w:t xml:space="preserve"> and </w:t>
       </w:r>
+      <w:proofErr w:type="spellStart"/>
       <w:r>
         <w:rPr>
           <w:rStyle w:val="Strong"/>
@@ -1816,6 +2051,7 @@
         </w:rPr>
         <w:t>EventBridge</w:t>
       </w:r>
+      <w:proofErr w:type="spellEnd"/>
       <w:r>
         <w:rPr>
           <w:rFonts w:ascii="Arial" w:hAnsi="Arial" w:cs="Arial"/>
@@ -1823,13 +2059,23 @@
         </w:rPr>
         <w:t xml:space="preserve">, introducing </w:t>
       </w:r>
-      <w:r>
-        <w:rPr>
-          <w:rStyle w:val="Strong"/>
-          <w:rFonts w:ascii="Arial" w:hAnsi="Arial" w:cs="Arial"/>
-          <w:sz w:val="20"/>
-        </w:rPr>
-        <w:t>idempotency keys</w:t>
+      <w:proofErr w:type="spellStart"/>
+      <w:r>
+        <w:rPr>
+          <w:rStyle w:val="Strong"/>
+          <w:rFonts w:ascii="Arial" w:hAnsi="Arial" w:cs="Arial"/>
+          <w:sz w:val="20"/>
+        </w:rPr>
+        <w:t>idempotency</w:t>
+      </w:r>
+      <w:proofErr w:type="spellEnd"/>
+      <w:r>
+        <w:rPr>
+          <w:rStyle w:val="Strong"/>
+          <w:rFonts w:ascii="Arial" w:hAnsi="Arial" w:cs="Arial"/>
+          <w:sz w:val="20"/>
+        </w:rPr>
+        <w:t xml:space="preserve"> keys</w:t>
       </w:r>
       <w:r>
         <w:rPr>
@@ -1859,6 +2105,7 @@
         </w:rPr>
         <w:t xml:space="preserve">Delivered data layers across </w:t>
       </w:r>
+      <w:proofErr w:type="spellStart"/>
       <w:r>
         <w:rPr>
           <w:rStyle w:val="Strong"/>
@@ -1867,6 +2114,7 @@
         </w:rPr>
         <w:t>PostgreSQL</w:t>
       </w:r>
+      <w:proofErr w:type="spellEnd"/>
       <w:r>
         <w:rPr>
           <w:rFonts w:ascii="Arial" w:hAnsi="Arial" w:cs="Arial"/>
@@ -1910,14 +2158,34 @@
         </w:rPr>
         <w:t xml:space="preserve">Introduced selective caching with </w:t>
       </w:r>
-      <w:r>
-        <w:rPr>
-          <w:rStyle w:val="Strong"/>
-          <w:rFonts w:ascii="Arial" w:hAnsi="Arial" w:cs="Arial"/>
-          <w:sz w:val="20"/>
-        </w:rPr>
-        <w:t>Redis/ElastiCache</w:t>
-      </w:r>
+      <w:proofErr w:type="spellStart"/>
+      <w:r>
+        <w:rPr>
+          <w:rStyle w:val="Strong"/>
+          <w:rFonts w:ascii="Arial" w:hAnsi="Arial" w:cs="Arial"/>
+          <w:sz w:val="20"/>
+        </w:rPr>
+        <w:t>Redis</w:t>
+      </w:r>
+      <w:proofErr w:type="spellEnd"/>
+      <w:r>
+        <w:rPr>
+          <w:rStyle w:val="Strong"/>
+          <w:rFonts w:ascii="Arial" w:hAnsi="Arial" w:cs="Arial"/>
+          <w:sz w:val="20"/>
+        </w:rPr>
+        <w:t>/</w:t>
+      </w:r>
+      <w:proofErr w:type="spellStart"/>
+      <w:r>
+        <w:rPr>
+          <w:rStyle w:val="Strong"/>
+          <w:rFonts w:ascii="Arial" w:hAnsi="Arial" w:cs="Arial"/>
+          <w:sz w:val="20"/>
+        </w:rPr>
+        <w:t>ElastiCache</w:t>
+      </w:r>
+      <w:proofErr w:type="spellEnd"/>
       <w:r>
         <w:rPr>
           <w:rFonts w:ascii="Arial" w:hAnsi="Arial" w:cs="Arial"/>
@@ -1961,6 +2229,7 @@
         </w:rPr>
         <w:t xml:space="preserve"> and edge delivery with </w:t>
       </w:r>
+      <w:proofErr w:type="spellStart"/>
       <w:r>
         <w:rPr>
           <w:rStyle w:val="Strong"/>
@@ -1969,6 +2238,7 @@
         </w:rPr>
         <w:t>CloudFront</w:t>
       </w:r>
+      <w:proofErr w:type="spellEnd"/>
       <w:r>
         <w:rPr>
           <w:rFonts w:ascii="Arial" w:hAnsi="Arial" w:cs="Arial"/>
@@ -1997,6 +2267,7 @@
         </w:rPr>
         <w:t xml:space="preserve">Containerized services with </w:t>
       </w:r>
+      <w:proofErr w:type="spellStart"/>
       <w:r>
         <w:rPr>
           <w:rStyle w:val="Strong"/>
@@ -2005,6 +2276,7 @@
         </w:rPr>
         <w:t>Docker</w:t>
       </w:r>
+      <w:proofErr w:type="spellEnd"/>
       <w:r>
         <w:rPr>
           <w:rFonts w:ascii="Arial" w:hAnsi="Arial" w:cs="Arial"/>
@@ -2048,13 +2320,23 @@
         </w:rPr>
         <w:t xml:space="preserve">Automated delivery with CI/CD pipelines using </w:t>
       </w:r>
-      <w:r>
-        <w:rPr>
-          <w:rStyle w:val="Strong"/>
-          <w:rFonts w:ascii="Arial" w:hAnsi="Arial" w:cs="Arial"/>
-          <w:sz w:val="20"/>
-        </w:rPr>
-        <w:t>GitHub Actions</w:t>
+      <w:proofErr w:type="spellStart"/>
+      <w:r>
+        <w:rPr>
+          <w:rStyle w:val="Strong"/>
+          <w:rFonts w:ascii="Arial" w:hAnsi="Arial" w:cs="Arial"/>
+          <w:sz w:val="20"/>
+        </w:rPr>
+        <w:t>GitHub</w:t>
+      </w:r>
+      <w:proofErr w:type="spellEnd"/>
+      <w:r>
+        <w:rPr>
+          <w:rStyle w:val="Strong"/>
+          <w:rFonts w:ascii="Arial" w:hAnsi="Arial" w:cs="Arial"/>
+          <w:sz w:val="20"/>
+        </w:rPr>
+        <w:t xml:space="preserve"> Actions</w:t>
       </w:r>
       <w:r>
         <w:rPr>
@@ -2084,8 +2366,18 @@
           <w:rFonts w:ascii="Arial" w:hAnsi="Arial" w:cs="Arial"/>
           <w:sz w:val="20"/>
         </w:rPr>
-        <w:t>Azure DevOps</w:t>
-      </w:r>
+        <w:t xml:space="preserve">Azure </w:t>
+      </w:r>
+      <w:proofErr w:type="spellStart"/>
+      <w:r>
+        <w:rPr>
+          <w:rStyle w:val="Strong"/>
+          <w:rFonts w:ascii="Arial" w:hAnsi="Arial" w:cs="Arial"/>
+          <w:sz w:val="20"/>
+        </w:rPr>
+        <w:t>DevOps</w:t>
+      </w:r>
+      <w:proofErr w:type="spellEnd"/>
       <w:r>
         <w:rPr>
           <w:rFonts w:ascii="Arial" w:hAnsi="Arial" w:cs="Arial"/>
@@ -2114,6 +2406,7 @@
         </w:rPr>
         <w:t xml:space="preserve">Implemented end-to-end </w:t>
       </w:r>
+      <w:proofErr w:type="spellStart"/>
       <w:r>
         <w:rPr>
           <w:rStyle w:val="Strong"/>
@@ -2122,6 +2415,7 @@
         </w:rPr>
         <w:t>observability</w:t>
       </w:r>
+      <w:proofErr w:type="spellEnd"/>
       <w:r>
         <w:rPr>
           <w:rFonts w:ascii="Arial" w:hAnsi="Arial" w:cs="Arial"/>
@@ -2144,6 +2438,7 @@
         </w:rPr>
         <w:t xml:space="preserve">, </w:t>
       </w:r>
+      <w:proofErr w:type="spellStart"/>
       <w:r>
         <w:rPr>
           <w:rStyle w:val="Strong"/>
@@ -2152,6 +2447,7 @@
         </w:rPr>
         <w:t>OpenTelemetry</w:t>
       </w:r>
+      <w:proofErr w:type="spellEnd"/>
       <w:r>
         <w:rPr>
           <w:rFonts w:ascii="Arial" w:hAnsi="Arial" w:cs="Arial"/>
@@ -2159,6 +2455,7 @@
         </w:rPr>
         <w:t xml:space="preserve"> traces, metrics, and dashboards in </w:t>
       </w:r>
+      <w:proofErr w:type="spellStart"/>
       <w:r>
         <w:rPr>
           <w:rStyle w:val="Strong"/>
@@ -2167,6 +2464,7 @@
         </w:rPr>
         <w:t>Datadog</w:t>
       </w:r>
+      <w:proofErr w:type="spellEnd"/>
       <w:r>
         <w:rPr>
           <w:rFonts w:ascii="Arial" w:hAnsi="Arial" w:cs="Arial"/>
@@ -2174,6 +2472,7 @@
         </w:rPr>
         <w:t xml:space="preserve"> and </w:t>
       </w:r>
+      <w:proofErr w:type="spellStart"/>
       <w:r>
         <w:rPr>
           <w:rStyle w:val="Strong"/>
@@ -2182,6 +2481,7 @@
         </w:rPr>
         <w:t>Grafana</w:t>
       </w:r>
+      <w:proofErr w:type="spellEnd"/>
       <w:r>
         <w:rPr>
           <w:rFonts w:ascii="Arial" w:hAnsi="Arial" w:cs="Arial"/>
@@ -2267,6 +2567,7 @@
         </w:rPr>
         <w:t xml:space="preserve"> and </w:t>
       </w:r>
+      <w:proofErr w:type="spellStart"/>
       <w:r>
         <w:rPr>
           <w:rStyle w:val="Strong"/>
@@ -2275,6 +2576,7 @@
         </w:rPr>
         <w:t>BigQuery</w:t>
       </w:r>
+      <w:proofErr w:type="spellEnd"/>
       <w:r>
         <w:rPr>
           <w:rFonts w:ascii="Arial" w:hAnsi="Arial" w:cs="Arial"/>
@@ -2303,6 +2605,7 @@
         </w:rPr>
         <w:t xml:space="preserve">Partnered on </w:t>
       </w:r>
+      <w:proofErr w:type="spellStart"/>
       <w:r>
         <w:rPr>
           <w:rStyle w:val="Strong"/>
@@ -2311,6 +2614,7 @@
         </w:rPr>
         <w:t>Terraform</w:t>
       </w:r>
+      <w:proofErr w:type="spellEnd"/>
       <w:r>
         <w:rPr>
           <w:rFonts w:ascii="Arial" w:hAnsi="Arial" w:cs="Arial"/>
@@ -2318,6 +2622,7 @@
         </w:rPr>
         <w:t xml:space="preserve"> and </w:t>
       </w:r>
+      <w:proofErr w:type="spellStart"/>
       <w:r>
         <w:rPr>
           <w:rStyle w:val="Strong"/>
@@ -2326,6 +2631,7 @@
         </w:rPr>
         <w:t>CloudFormation</w:t>
       </w:r>
+      <w:proofErr w:type="spellEnd"/>
       <w:r>
         <w:rPr>
           <w:rFonts w:ascii="Arial" w:hAnsi="Arial" w:cs="Arial"/>
@@ -2411,6 +2717,7 @@
       </w:r>
     </w:p>
     <w:p>
+      <w:proofErr w:type="spellStart"/>
       <w:r>
         <w:rPr>
           <w:rFonts w:ascii="Arial" w:eastAsia="Arial" w:hAnsi="Arial" w:cs="Arial"/>
@@ -2420,7 +2727,19 @@
           <w:sz w:val="21"/>
           <w:szCs w:val="21"/>
         </w:rPr>
-        <w:t>Webiz Digital</w:t>
+        <w:t>Webiz</w:t>
+      </w:r>
+      <w:proofErr w:type="spellEnd"/>
+      <w:r>
+        <w:rPr>
+          <w:rFonts w:ascii="Arial" w:eastAsia="Arial" w:hAnsi="Arial" w:cs="Arial"/>
+          <w:b/>
+          <w:bCs/>
+          <w:color w:val="6F8F6B"/>
+          <w:sz w:val="21"/>
+          <w:szCs w:val="21"/>
+        </w:rPr>
+        <w:t xml:space="preserve"> Digital</w:t>
       </w:r>
     </w:p>
     <w:p>
@@ -2520,6 +2839,7 @@
         </w:rPr>
         <w:t xml:space="preserve"> and </w:t>
       </w:r>
+      <w:proofErr w:type="spellStart"/>
       <w:r>
         <w:rPr>
           <w:rStyle w:val="Strong"/>
@@ -2528,6 +2848,7 @@
         </w:rPr>
         <w:t>PostgreSQL</w:t>
       </w:r>
+      <w:proofErr w:type="spellEnd"/>
       <w:r>
         <w:rPr>
           <w:rFonts w:ascii="Arial" w:hAnsi="Arial" w:cs="Arial"/>
@@ -2577,6 +2898,7 @@
         </w:rPr>
         <w:t xml:space="preserve">Introduced message-based processing for background jobs using queue patterns such as </w:t>
       </w:r>
+      <w:proofErr w:type="spellStart"/>
       <w:r>
         <w:rPr>
           <w:rStyle w:val="Strong"/>
@@ -2585,6 +2907,7 @@
         </w:rPr>
         <w:t>RabbitMQ</w:t>
       </w:r>
+      <w:proofErr w:type="spellEnd"/>
       <w:r>
         <w:rPr>
           <w:rFonts w:ascii="Arial" w:hAnsi="Arial" w:cs="Arial"/>
@@ -2613,6 +2936,7 @@
         </w:rPr>
         <w:t xml:space="preserve">Improved reliability with safe-retry patterns and </w:t>
       </w:r>
+      <w:proofErr w:type="spellStart"/>
       <w:r>
         <w:rPr>
           <w:rStyle w:val="Strong"/>
@@ -2621,6 +2945,7 @@
         </w:rPr>
         <w:t>idempotency</w:t>
       </w:r>
+      <w:proofErr w:type="spellEnd"/>
       <w:r>
         <w:rPr>
           <w:rFonts w:ascii="Arial" w:hAnsi="Arial" w:cs="Arial"/>
@@ -2647,7 +2972,23 @@
           <w:rFonts w:ascii="Arial" w:hAnsi="Arial" w:cs="Arial"/>
           <w:sz w:val="20"/>
         </w:rPr>
-        <w:t xml:space="preserve">Implemented security guardrails with token-based auth and role checks, establishing foundations for later </w:t>
+        <w:t xml:space="preserve">Implemented security guardrails with token-based </w:t>
+      </w:r>
+      <w:proofErr w:type="spellStart"/>
+      <w:r>
+        <w:rPr>
+          <w:rFonts w:ascii="Arial" w:hAnsi="Arial" w:cs="Arial"/>
+          <w:sz w:val="20"/>
+        </w:rPr>
+        <w:t>auth</w:t>
+      </w:r>
+      <w:proofErr w:type="spellEnd"/>
+      <w:r>
+        <w:rPr>
+          <w:rFonts w:ascii="Arial" w:hAnsi="Arial" w:cs="Arial"/>
+          <w:sz w:val="20"/>
+        </w:rPr>
+        <w:t xml:space="preserve"> and role checks, establishing foundations for later </w:t>
       </w:r>
       <w:r>
         <w:rPr>
@@ -2685,6 +3026,7 @@
         </w:rPr>
         <w:t xml:space="preserve">Supported containerized deployments using </w:t>
       </w:r>
+      <w:proofErr w:type="spellStart"/>
       <w:r>
         <w:rPr>
           <w:rStyle w:val="Strong"/>
@@ -2693,6 +3035,7 @@
         </w:rPr>
         <w:t>Docker</w:t>
       </w:r>
+      <w:proofErr w:type="spellEnd"/>
       <w:r>
         <w:rPr>
           <w:rFonts w:ascii="Arial" w:hAnsi="Arial" w:cs="Arial"/>
@@ -2763,29 +3106,49 @@
         </w:rPr>
         <w:t xml:space="preserve">Strengthened delivery discipline with CI/CD checks using </w:t>
       </w:r>
-      <w:r>
-        <w:rPr>
-          <w:rStyle w:val="Strong"/>
-          <w:rFonts w:ascii="Arial" w:hAnsi="Arial" w:cs="Arial"/>
-          <w:sz w:val="20"/>
-        </w:rPr>
-        <w:t>GitLab CI</w:t>
-      </w:r>
-      <w:r>
-        <w:rPr>
-          <w:rFonts w:ascii="Arial" w:hAnsi="Arial" w:cs="Arial"/>
-          <w:sz w:val="20"/>
-        </w:rPr>
-        <w:t xml:space="preserve">, </w:t>
-      </w:r>
-      <w:r>
-        <w:rPr>
-          <w:rStyle w:val="Strong"/>
-          <w:rFonts w:ascii="Arial" w:hAnsi="Arial" w:cs="Arial"/>
-          <w:sz w:val="20"/>
-        </w:rPr>
-        <w:t>Azure DevOps</w:t>
-      </w:r>
+      <w:proofErr w:type="spellStart"/>
+      <w:r>
+        <w:rPr>
+          <w:rStyle w:val="Strong"/>
+          <w:rFonts w:ascii="Arial" w:hAnsi="Arial" w:cs="Arial"/>
+          <w:sz w:val="20"/>
+        </w:rPr>
+        <w:t>GitLab</w:t>
+      </w:r>
+      <w:proofErr w:type="spellEnd"/>
+      <w:r>
+        <w:rPr>
+          <w:rStyle w:val="Strong"/>
+          <w:rFonts w:ascii="Arial" w:hAnsi="Arial" w:cs="Arial"/>
+          <w:sz w:val="20"/>
+        </w:rPr>
+        <w:t xml:space="preserve"> CI</w:t>
+      </w:r>
+      <w:r>
+        <w:rPr>
+          <w:rFonts w:ascii="Arial" w:hAnsi="Arial" w:cs="Arial"/>
+          <w:sz w:val="20"/>
+        </w:rPr>
+        <w:t xml:space="preserve">, </w:t>
+      </w:r>
+      <w:r>
+        <w:rPr>
+          <w:rStyle w:val="Strong"/>
+          <w:rFonts w:ascii="Arial" w:hAnsi="Arial" w:cs="Arial"/>
+          <w:sz w:val="20"/>
+        </w:rPr>
+        <w:t xml:space="preserve">Azure </w:t>
+      </w:r>
+      <w:proofErr w:type="spellStart"/>
+      <w:r>
+        <w:rPr>
+          <w:rStyle w:val="Strong"/>
+          <w:rFonts w:ascii="Arial" w:hAnsi="Arial" w:cs="Arial"/>
+          <w:sz w:val="20"/>
+        </w:rPr>
+        <w:t>DevOps</w:t>
+      </w:r>
+      <w:proofErr w:type="spellEnd"/>
       <w:r>
         <w:rPr>
           <w:rFonts w:ascii="Arial" w:hAnsi="Arial" w:cs="Arial"/>
@@ -2829,13 +3192,23 @@
         </w:rPr>
         <w:t xml:space="preserve">Implemented search-backed list views using </w:t>
       </w:r>
-      <w:r>
-        <w:rPr>
-          <w:rStyle w:val="Strong"/>
-          <w:rFonts w:ascii="Arial" w:hAnsi="Arial" w:cs="Arial"/>
-          <w:sz w:val="20"/>
-        </w:rPr>
-        <w:t>Elasticsearch/OpenSearch</w:t>
+      <w:proofErr w:type="spellStart"/>
+      <w:r>
+        <w:rPr>
+          <w:rStyle w:val="Strong"/>
+          <w:rFonts w:ascii="Arial" w:hAnsi="Arial" w:cs="Arial"/>
+          <w:sz w:val="20"/>
+        </w:rPr>
+        <w:t>Elasticsearch</w:t>
+      </w:r>
+      <w:proofErr w:type="spellEnd"/>
+      <w:r>
+        <w:rPr>
+          <w:rStyle w:val="Strong"/>
+          <w:rFonts w:ascii="Arial" w:hAnsi="Arial" w:cs="Arial"/>
+          <w:sz w:val="20"/>
+        </w:rPr>
+        <w:t>/OpenSearch</w:t>
       </w:r>
       <w:r>
         <w:rPr>
@@ -2871,8 +3244,18 @@
           <w:rFonts w:ascii="Arial" w:hAnsi="Arial" w:cs="Arial"/>
           <w:sz w:val="20"/>
         </w:rPr>
-        <w:t>Redshift/BigQuery</w:t>
-      </w:r>
+        <w:t>Redshift/</w:t>
+      </w:r>
+      <w:proofErr w:type="spellStart"/>
+      <w:r>
+        <w:rPr>
+          <w:rStyle w:val="Strong"/>
+          <w:rFonts w:ascii="Arial" w:hAnsi="Arial" w:cs="Arial"/>
+          <w:sz w:val="20"/>
+        </w:rPr>
+        <w:t>BigQuery</w:t>
+      </w:r>
+      <w:proofErr w:type="spellEnd"/>
       <w:r>
         <w:rPr>
           <w:rFonts w:ascii="Arial" w:hAnsi="Arial" w:cs="Arial"/>
@@ -2927,6 +3310,7 @@
       </w:r>
     </w:p>
     <w:p>
+      <w:proofErr w:type="gramStart"/>
       <w:r>
         <w:rPr>
           <w:rFonts w:ascii="Arial" w:eastAsia="Arial" w:hAnsi="Arial" w:cs="Arial"/>
@@ -2938,6 +3322,7 @@
         </w:rPr>
         <w:t>Centric Tech Inc.</w:t>
       </w:r>
+      <w:proofErr w:type="gramEnd"/>
     </w:p>
     <w:p>
       <w:r>
@@ -3120,13 +3505,23 @@
         </w:rPr>
         <w:t xml:space="preserve">Supported caching patterns using </w:t>
       </w:r>
-      <w:r>
-        <w:rPr>
-          <w:rStyle w:val="Strong"/>
-          <w:rFonts w:ascii="Arial" w:hAnsi="Arial" w:cs="Arial"/>
-          <w:sz w:val="20"/>
-        </w:rPr>
-        <w:t>Redis-style</w:t>
+      <w:proofErr w:type="spellStart"/>
+      <w:r>
+        <w:rPr>
+          <w:rStyle w:val="Strong"/>
+          <w:rFonts w:ascii="Arial" w:hAnsi="Arial" w:cs="Arial"/>
+          <w:sz w:val="20"/>
+        </w:rPr>
+        <w:t>Redis</w:t>
+      </w:r>
+      <w:proofErr w:type="spellEnd"/>
+      <w:r>
+        <w:rPr>
+          <w:rStyle w:val="Strong"/>
+          <w:rFonts w:ascii="Arial" w:hAnsi="Arial" w:cs="Arial"/>
+          <w:sz w:val="20"/>
+        </w:rPr>
+        <w:t>-style</w:t>
       </w:r>
       <w:r>
         <w:rPr>
@@ -3472,6 +3867,7 @@
         </w:rPr>
         <w:t xml:space="preserve"> and </w:t>
       </w:r>
+      <w:proofErr w:type="spellStart"/>
       <w:r>
         <w:rPr>
           <w:rStyle w:val="Strong"/>
@@ -3481,6 +3877,7 @@
         </w:rPr>
         <w:t>EventBridge</w:t>
       </w:r>
+      <w:proofErr w:type="spellEnd"/>
       <w:r>
         <w:rPr>
           <w:rFonts w:ascii="Arial" w:hAnsi="Arial" w:cs="Arial"/>
@@ -3489,6 +3886,7 @@
         </w:rPr>
         <w:t xml:space="preserve">. Implemented </w:t>
       </w:r>
+      <w:proofErr w:type="spellStart"/>
       <w:r>
         <w:rPr>
           <w:rStyle w:val="Strong"/>
@@ -3498,6 +3896,7 @@
         </w:rPr>
         <w:t>idempotency</w:t>
       </w:r>
+      <w:proofErr w:type="spellEnd"/>
       <w:r>
         <w:rPr>
           <w:rFonts w:ascii="Arial" w:hAnsi="Arial" w:cs="Arial"/>
@@ -3521,17 +3920,28 @@
           <w:color w:val="000000" w:themeColor="text1"/>
           <w:sz w:val="20"/>
         </w:rPr>
-        <w:t xml:space="preserve"> where strict ordering was required. Added end-to-end tracing with </w:t>
-      </w:r>
-      <w:r>
-        <w:rPr>
-          <w:rStyle w:val="Strong"/>
+        <w:t xml:space="preserve"> where strict ordering was required. </w:t>
+      </w:r>
+      <w:proofErr w:type="gramStart"/>
+      <w:r>
+        <w:rPr>
           <w:rFonts w:ascii="Arial" w:hAnsi="Arial" w:cs="Arial"/>
           <w:color w:val="000000" w:themeColor="text1"/>
           <w:sz w:val="20"/>
         </w:rPr>
+        <w:t xml:space="preserve">Added end-to-end tracing with </w:t>
+      </w:r>
+      <w:proofErr w:type="spellStart"/>
+      <w:r>
+        <w:rPr>
+          <w:rStyle w:val="Strong"/>
+          <w:rFonts w:ascii="Arial" w:hAnsi="Arial" w:cs="Arial"/>
+          <w:color w:val="000000" w:themeColor="text1"/>
+          <w:sz w:val="20"/>
+        </w:rPr>
         <w:t>OpenTelemetry</w:t>
       </w:r>
+      <w:proofErr w:type="spellEnd"/>
       <w:r>
         <w:rPr>
           <w:rFonts w:ascii="Arial" w:hAnsi="Arial" w:cs="Arial"/>
@@ -3540,6 +3950,7 @@
         </w:rPr>
         <w:t xml:space="preserve"> and dashboards in </w:t>
       </w:r>
+      <w:proofErr w:type="spellStart"/>
       <w:r>
         <w:rPr>
           <w:rStyle w:val="Strong"/>
@@ -3547,16 +3958,38 @@
           <w:color w:val="000000" w:themeColor="text1"/>
           <w:sz w:val="20"/>
         </w:rPr>
-        <w:t>Datadog/Grafana</w:t>
-      </w:r>
-      <w:r>
-        <w:rPr>
+        <w:t>Datadog</w:t>
+      </w:r>
+      <w:proofErr w:type="spellEnd"/>
+      <w:r>
+        <w:rPr>
+          <w:rStyle w:val="Strong"/>
           <w:rFonts w:ascii="Arial" w:hAnsi="Arial" w:cs="Arial"/>
           <w:color w:val="000000" w:themeColor="text1"/>
           <w:sz w:val="20"/>
         </w:rPr>
+        <w:t>/</w:t>
+      </w:r>
+      <w:proofErr w:type="spellStart"/>
+      <w:r>
+        <w:rPr>
+          <w:rStyle w:val="Strong"/>
+          <w:rFonts w:ascii="Arial" w:hAnsi="Arial" w:cs="Arial"/>
+          <w:color w:val="000000" w:themeColor="text1"/>
+          <w:sz w:val="20"/>
+        </w:rPr>
+        <w:t>Grafana</w:t>
+      </w:r>
+      <w:proofErr w:type="spellEnd"/>
+      <w:r>
+        <w:rPr>
+          <w:rFonts w:ascii="Arial" w:hAnsi="Arial" w:cs="Arial"/>
+          <w:color w:val="000000" w:themeColor="text1"/>
+          <w:sz w:val="20"/>
+        </w:rPr>
         <w:t>, enabling rapid root-cause isolation across API, workers, and database operations.</w:t>
       </w:r>
+      <w:proofErr w:type="gramEnd"/>
     </w:p>
     <w:p>
       <w:pPr>
@@ -3610,16 +4043,19 @@
           <w:color w:val="000000" w:themeColor="text1"/>
           <w:sz w:val="20"/>
         </w:rPr>
-        <w:t>OAuth2/OpenID Connect</w:t>
-      </w:r>
-      <w:r>
-        <w:rPr>
+        <w:t>OAuth2/</w:t>
+      </w:r>
+      <w:proofErr w:type="spellStart"/>
+      <w:r>
+        <w:rPr>
+          <w:rStyle w:val="Strong"/>
           <w:rFonts w:ascii="Arial" w:hAnsi="Arial" w:cs="Arial"/>
           <w:color w:val="000000" w:themeColor="text1"/>
           <w:sz w:val="20"/>
         </w:rPr>
-        <w:t xml:space="preserve">, </w:t>
-      </w:r>
+        <w:t>OpenID</w:t>
+      </w:r>
+      <w:proofErr w:type="spellEnd"/>
       <w:r>
         <w:rPr>
           <w:rStyle w:val="Strong"/>
@@ -3627,6 +4063,23 @@
           <w:color w:val="000000" w:themeColor="text1"/>
           <w:sz w:val="20"/>
         </w:rPr>
+        <w:t xml:space="preserve"> Connect</w:t>
+      </w:r>
+      <w:r>
+        <w:rPr>
+          <w:rFonts w:ascii="Arial" w:hAnsi="Arial" w:cs="Arial"/>
+          <w:color w:val="000000" w:themeColor="text1"/>
+          <w:sz w:val="20"/>
+        </w:rPr>
+        <w:t xml:space="preserve">, </w:t>
+      </w:r>
+      <w:r>
+        <w:rPr>
+          <w:rStyle w:val="Strong"/>
+          <w:rFonts w:ascii="Arial" w:hAnsi="Arial" w:cs="Arial"/>
+          <w:color w:val="000000" w:themeColor="text1"/>
+          <w:sz w:val="20"/>
+        </w:rPr>
         <w:t>JWT</w:t>
       </w:r>
       <w:r>
@@ -3669,7 +4122,25 @@
           <w:color w:val="000000" w:themeColor="text1"/>
           <w:sz w:val="20"/>
         </w:rPr>
-        <w:t xml:space="preserve"> and rate limiting. Standardized pagination/filtering/sorting, structured error models, and correlation IDs so teams could ship new endpoints without fragmenting API behavior.</w:t>
+        <w:t xml:space="preserve"> and rate limiting. Standardized pagination/filtering/sorting, structured error </w:t>
+      </w:r>
+      <w:proofErr w:type="gramStart"/>
+      <w:r>
+        <w:rPr>
+          <w:rFonts w:ascii="Arial" w:hAnsi="Arial" w:cs="Arial"/>
+          <w:color w:val="000000" w:themeColor="text1"/>
+          <w:sz w:val="20"/>
+        </w:rPr>
+        <w:t>models,</w:t>
+      </w:r>
+      <w:proofErr w:type="gramEnd"/>
+      <w:r>
+        <w:rPr>
+          <w:rFonts w:ascii="Arial" w:hAnsi="Arial" w:cs="Arial"/>
+          <w:color w:val="000000" w:themeColor="text1"/>
+          <w:sz w:val="20"/>
+        </w:rPr>
+        <w:t xml:space="preserve"> and correlation IDs so teams could ship new endpoints without fragmenting API behavior.</w:t>
       </w:r>
     </w:p>
     <w:p>
@@ -3717,6 +4188,7 @@
         </w:rPr>
         <w:t xml:space="preserve">Implemented search experiences using </w:t>
       </w:r>
+      <w:proofErr w:type="spellStart"/>
       <w:r>
         <w:rPr>
           <w:rStyle w:val="Strong"/>
@@ -3724,14 +4196,24 @@
           <w:color w:val="000000" w:themeColor="text1"/>
           <w:sz w:val="20"/>
         </w:rPr>
-        <w:t>Elasticsearch/OpenSearch</w:t>
-      </w:r>
-      <w:r>
-        <w:rPr>
+        <w:t>Elasticsearch</w:t>
+      </w:r>
+      <w:proofErr w:type="spellEnd"/>
+      <w:r>
+        <w:rPr>
+          <w:rStyle w:val="Strong"/>
           <w:rFonts w:ascii="Arial" w:hAnsi="Arial" w:cs="Arial"/>
           <w:color w:val="000000" w:themeColor="text1"/>
           <w:sz w:val="20"/>
         </w:rPr>
+        <w:t>/OpenSearch</w:t>
+      </w:r>
+      <w:r>
+        <w:rPr>
+          <w:rFonts w:ascii="Arial" w:hAnsi="Arial" w:cs="Arial"/>
+          <w:color w:val="000000" w:themeColor="text1"/>
+          <w:sz w:val="20"/>
+        </w:rPr>
         <w:t xml:space="preserve"> for fast filtering across large datasets and introduced export pipelines feeding analytical consumers with </w:t>
       </w:r>
       <w:r>
@@ -3741,8 +4223,19 @@
           <w:color w:val="000000" w:themeColor="text1"/>
           <w:sz w:val="20"/>
         </w:rPr>
-        <w:t>Redshift/BigQuery</w:t>
-      </w:r>
+        <w:t>Redshift/</w:t>
+      </w:r>
+      <w:proofErr w:type="spellStart"/>
+      <w:r>
+        <w:rPr>
+          <w:rStyle w:val="Strong"/>
+          <w:rFonts w:ascii="Arial" w:hAnsi="Arial" w:cs="Arial"/>
+          <w:color w:val="000000" w:themeColor="text1"/>
+          <w:sz w:val="20"/>
+        </w:rPr>
+        <w:t>BigQuery</w:t>
+      </w:r>
+      <w:proofErr w:type="spellEnd"/>
       <w:r>
         <w:rPr>
           <w:rFonts w:ascii="Arial" w:hAnsi="Arial" w:cs="Arial"/>

--- a/Tyler/.Net Backend/Tyler_Roberts.docx
+++ b/Tyler/.Net Backend/Tyler_Roberts.docx
@@ -55,35 +55,10 @@
           <w:sz w:val="19"/>
           <w:szCs w:val="19"/>
         </w:rPr>
-        <w:t>tylerrobertsdev@outlook.com</w:t>
-      </w:r>
-      <w:r>
-        <w:rPr>
-          <w:rFonts w:ascii="Arial" w:eastAsia="Arial" w:hAnsi="Arial" w:cs="Arial"/>
-          <w:color w:val="4B5563"/>
-          <w:sz w:val="19"/>
-          <w:szCs w:val="19"/>
-        </w:rPr>
-        <w:t xml:space="preserve"> | </w:t>
-      </w:r>
-      <w:r>
-        <w:rPr>
-          <w:rFonts w:ascii="Arial" w:eastAsia="Arial" w:hAnsi="Arial" w:cs="Arial"/>
-          <w:color w:val="4B5563"/>
-          <w:sz w:val="19"/>
-          <w:szCs w:val="19"/>
-        </w:rPr>
-        <w:t>linkedin.com/in/tyler-roberts-1454473b4</w:t>
-      </w:r>
-      <w:r>
-        <w:rPr>
-          <w:rFonts w:ascii="Arial" w:eastAsia="Arial" w:hAnsi="Arial" w:cs="Arial"/>
-          <w:color w:val="4B5563"/>
-          <w:sz w:val="19"/>
-          <w:szCs w:val="19"/>
-        </w:rPr>
-        <w:t xml:space="preserve"> | Florida, United States | +1 (321) 376-7095</w:t>
-      </w:r>
+        <w:t>tyler.r.dev@outlook.com | linkedin.com/in/tyler-r-5788a13ba | Florida, United States | +1 (321) 376-7095</w:t>
+      </w:r>
+      <w:bookmarkStart w:id="0" w:name="_GoBack"/>
+      <w:bookmarkEnd w:id="0"/>
     </w:p>
     <w:p>
       <w:pPr>
@@ -123,7 +98,7 @@
           <w:rStyle w:val="Strong"/>
           <w:sz w:val="22"/>
         </w:rPr>
-        <w:t xml:space="preserve">enterprise </w:t>
+        <w:t xml:space="preserve">enterprise SaaS and </w:t>
       </w:r>
       <w:proofErr w:type="spellStart"/>
       <w:r>
@@ -131,7 +106,7 @@
           <w:rStyle w:val="Strong"/>
           <w:sz w:val="22"/>
         </w:rPr>
-        <w:t>SaaS</w:t>
+        <w:t>fintech</w:t>
       </w:r>
       <w:proofErr w:type="spellEnd"/>
       <w:r>
@@ -139,7 +114,33 @@
           <w:rStyle w:val="Strong"/>
           <w:sz w:val="22"/>
         </w:rPr>
-        <w:t xml:space="preserve"> and </w:t>
+        <w:t>-grade backend platforms</w:t>
+      </w:r>
+      <w:r>
+        <w:rPr>
+          <w:sz w:val="22"/>
+        </w:rPr>
+        <w:t xml:space="preserve"> using </w:t>
+      </w:r>
+      <w:r>
+        <w:rPr>
+          <w:rStyle w:val="Strong"/>
+          <w:sz w:val="22"/>
+        </w:rPr>
+        <w:t>.NET Core (3.1–8), C#, and ASP.NET Core APIs</w:t>
+      </w:r>
+      <w:r>
+        <w:rPr>
+          <w:sz w:val="22"/>
+        </w:rPr>
+        <w:t xml:space="preserve">, specializing in </w:t>
+      </w:r>
+      <w:r>
+        <w:rPr>
+          <w:rStyle w:val="Strong"/>
+          <w:sz w:val="22"/>
+        </w:rPr>
+        <w:t xml:space="preserve">distributed </w:t>
       </w:r>
       <w:proofErr w:type="spellStart"/>
       <w:r>
@@ -147,7 +148,7 @@
           <w:rStyle w:val="Strong"/>
           <w:sz w:val="22"/>
         </w:rPr>
-        <w:t>fintech</w:t>
+        <w:t>microservices</w:t>
       </w:r>
       <w:proofErr w:type="spellEnd"/>
       <w:r>
@@ -155,48 +156,6 @@
           <w:rStyle w:val="Strong"/>
           <w:sz w:val="22"/>
         </w:rPr>
-        <w:t>-grade backend platforms</w:t>
-      </w:r>
-      <w:r>
-        <w:rPr>
-          <w:sz w:val="22"/>
-        </w:rPr>
-        <w:t xml:space="preserve"> using </w:t>
-      </w:r>
-      <w:r>
-        <w:rPr>
-          <w:rStyle w:val="Strong"/>
-          <w:sz w:val="22"/>
-        </w:rPr>
-        <w:t>.NET Core (3.1–8), C#, and ASP.NET Core APIs</w:t>
-      </w:r>
-      <w:r>
-        <w:rPr>
-          <w:sz w:val="22"/>
-        </w:rPr>
-        <w:t xml:space="preserve">, specializing in </w:t>
-      </w:r>
-      <w:r>
-        <w:rPr>
-          <w:rStyle w:val="Strong"/>
-          <w:sz w:val="22"/>
-        </w:rPr>
-        <w:t xml:space="preserve">distributed </w:t>
-      </w:r>
-      <w:proofErr w:type="spellStart"/>
-      <w:r>
-        <w:rPr>
-          <w:rStyle w:val="Strong"/>
-          <w:sz w:val="22"/>
-        </w:rPr>
-        <w:t>microservices</w:t>
-      </w:r>
-      <w:proofErr w:type="spellEnd"/>
-      <w:r>
-        <w:rPr>
-          <w:rStyle w:val="Strong"/>
-          <w:sz w:val="22"/>
-        </w:rPr>
         <w:t>, event-driven systems, and cloud-native architecture on AWS/Azure</w:t>
       </w:r>
       <w:r>
@@ -210,17 +169,8 @@
           <w:rStyle w:val="Strong"/>
           <w:sz w:val="22"/>
         </w:rPr>
-        <w:t xml:space="preserve">performance optimization, security (OAuth2/JWT), and </w:t>
-      </w:r>
-      <w:proofErr w:type="spellStart"/>
-      <w:r>
-        <w:rPr>
-          <w:rStyle w:val="Strong"/>
-          <w:sz w:val="22"/>
-        </w:rPr>
-        <w:t>observability</w:t>
-      </w:r>
-      <w:proofErr w:type="spellEnd"/>
+        <w:t>performance optimization, security (OAuth2/JWT), and observability</w:t>
+      </w:r>
       <w:r>
         <w:rPr>
           <w:sz w:val="22"/>
@@ -383,13 +333,20 @@
         </w:rPr>
         <w:t xml:space="preserve"> — </w:t>
       </w:r>
+      <w:r>
+        <w:rPr>
+          <w:rStyle w:val="Strong"/>
+          <w:sz w:val="22"/>
+        </w:rPr>
+        <w:t xml:space="preserve">PostgreSQL, SQL Server, MySQL, </w:t>
+      </w:r>
       <w:proofErr w:type="spellStart"/>
       <w:r>
         <w:rPr>
           <w:rStyle w:val="Strong"/>
           <w:sz w:val="22"/>
         </w:rPr>
-        <w:t>PostgreSQL</w:t>
+        <w:t>Redis</w:t>
       </w:r>
       <w:proofErr w:type="spellEnd"/>
       <w:r>
@@ -397,39 +354,7 @@
           <w:rStyle w:val="Strong"/>
           <w:sz w:val="22"/>
         </w:rPr>
-        <w:t xml:space="preserve">, SQL Server, MySQL, </w:t>
-      </w:r>
-      <w:proofErr w:type="spellStart"/>
-      <w:r>
-        <w:rPr>
-          <w:rStyle w:val="Strong"/>
-          <w:sz w:val="22"/>
-        </w:rPr>
-        <w:t>Redis</w:t>
-      </w:r>
-      <w:proofErr w:type="spellEnd"/>
-      <w:r>
-        <w:rPr>
-          <w:rStyle w:val="Strong"/>
-          <w:sz w:val="22"/>
-        </w:rPr>
-        <w:t xml:space="preserve">, </w:t>
-      </w:r>
-      <w:proofErr w:type="spellStart"/>
-      <w:r>
-        <w:rPr>
-          <w:rStyle w:val="Strong"/>
-          <w:sz w:val="22"/>
-        </w:rPr>
-        <w:t>MongoDB</w:t>
-      </w:r>
-      <w:proofErr w:type="spellEnd"/>
-      <w:r>
-        <w:rPr>
-          <w:rStyle w:val="Strong"/>
-          <w:sz w:val="22"/>
-        </w:rPr>
-        <w:t xml:space="preserve">, </w:t>
+        <w:t xml:space="preserve">, MongoDB, </w:t>
       </w:r>
       <w:proofErr w:type="spellStart"/>
       <w:r>
@@ -498,17 +423,8 @@
           <w:rStyle w:val="Strong"/>
           <w:sz w:val="22"/>
         </w:rPr>
-        <w:t xml:space="preserve">Cloud &amp; </w:t>
-      </w:r>
-      <w:proofErr w:type="spellStart"/>
-      <w:r>
-        <w:rPr>
-          <w:rStyle w:val="Strong"/>
-          <w:sz w:val="22"/>
-        </w:rPr>
-        <w:t>DevOps</w:t>
-      </w:r>
-      <w:proofErr w:type="spellEnd"/>
+        <w:t>Cloud &amp; DevOps</w:t>
+      </w:r>
       <w:r>
         <w:rPr>
           <w:sz w:val="22"/>
@@ -520,71 +436,7 @@
           <w:rStyle w:val="Strong"/>
           <w:sz w:val="22"/>
         </w:rPr>
-        <w:t xml:space="preserve">AWS (EKS, ECS, Lambda, API Gateway, S3, RDS), Azure (App Services, Functions, Service Bus), </w:t>
-      </w:r>
-      <w:proofErr w:type="spellStart"/>
-      <w:r>
-        <w:rPr>
-          <w:rStyle w:val="Strong"/>
-          <w:sz w:val="22"/>
-        </w:rPr>
-        <w:t>Docker</w:t>
-      </w:r>
-      <w:proofErr w:type="spellEnd"/>
-      <w:r>
-        <w:rPr>
-          <w:rStyle w:val="Strong"/>
-          <w:sz w:val="22"/>
-        </w:rPr>
-        <w:t xml:space="preserve">, </w:t>
-      </w:r>
-      <w:proofErr w:type="spellStart"/>
-      <w:r>
-        <w:rPr>
-          <w:rStyle w:val="Strong"/>
-          <w:sz w:val="22"/>
-        </w:rPr>
-        <w:t>Kubernetes</w:t>
-      </w:r>
-      <w:proofErr w:type="spellEnd"/>
-      <w:r>
-        <w:rPr>
-          <w:rStyle w:val="Strong"/>
-          <w:sz w:val="22"/>
-        </w:rPr>
-        <w:t xml:space="preserve">, </w:t>
-      </w:r>
-      <w:proofErr w:type="spellStart"/>
-      <w:r>
-        <w:rPr>
-          <w:rStyle w:val="Strong"/>
-          <w:sz w:val="22"/>
-        </w:rPr>
-        <w:t>Terraform</w:t>
-      </w:r>
-      <w:proofErr w:type="spellEnd"/>
-      <w:r>
-        <w:rPr>
-          <w:rStyle w:val="Strong"/>
-          <w:sz w:val="22"/>
-        </w:rPr>
-        <w:t xml:space="preserve">, CI/CD pipelines, </w:t>
-      </w:r>
-      <w:proofErr w:type="spellStart"/>
-      <w:r>
-        <w:rPr>
-          <w:rStyle w:val="Strong"/>
-          <w:sz w:val="22"/>
-        </w:rPr>
-        <w:t>GitHub</w:t>
-      </w:r>
-      <w:proofErr w:type="spellEnd"/>
-      <w:r>
-        <w:rPr>
-          <w:rStyle w:val="Strong"/>
-          <w:sz w:val="22"/>
-        </w:rPr>
-        <w:t xml:space="preserve"> Actions</w:t>
+        <w:t>AWS (EKS, ECS, Lambda, API Gateway, S3, RDS), Azure (App Services, Functions, Service Bus), Docker, Kubernetes, Terraform, CI/CD pipelines, GitHub Actions</w:t>
       </w:r>
     </w:p>
     <w:p>
@@ -600,13 +452,26 @@
           <w:sz w:val="22"/>
         </w:rPr>
       </w:pPr>
+      <w:r>
+        <w:rPr>
+          <w:rStyle w:val="Strong"/>
+          <w:sz w:val="22"/>
+        </w:rPr>
+        <w:t>Observability, Quality &amp; Security</w:t>
+      </w:r>
+      <w:r>
+        <w:rPr>
+          <w:sz w:val="22"/>
+        </w:rPr>
+        <w:t xml:space="preserve"> — </w:t>
+      </w:r>
       <w:proofErr w:type="spellStart"/>
       <w:r>
         <w:rPr>
           <w:rStyle w:val="Strong"/>
           <w:sz w:val="22"/>
         </w:rPr>
-        <w:t>Observability</w:t>
+        <w:t>OpenTelemetry</w:t>
       </w:r>
       <w:proofErr w:type="spellEnd"/>
       <w:r>
@@ -614,13 +479,7 @@
           <w:rStyle w:val="Strong"/>
           <w:sz w:val="22"/>
         </w:rPr>
-        <w:t>, Quality &amp; Security</w:t>
-      </w:r>
-      <w:r>
-        <w:rPr>
-          <w:sz w:val="22"/>
-        </w:rPr>
-        <w:t xml:space="preserve"> — </w:t>
+        <w:t xml:space="preserve">, </w:t>
       </w:r>
       <w:proofErr w:type="spellStart"/>
       <w:r>
@@ -628,7 +487,7 @@
           <w:rStyle w:val="Strong"/>
           <w:sz w:val="22"/>
         </w:rPr>
-        <w:t>OpenTelemetry</w:t>
+        <w:t>Datadog</w:t>
       </w:r>
       <w:proofErr w:type="spellEnd"/>
       <w:r>
@@ -636,6 +495,22 @@
           <w:rStyle w:val="Strong"/>
           <w:sz w:val="22"/>
         </w:rPr>
+        <w:t xml:space="preserve">, Prometheus, </w:t>
+      </w:r>
+      <w:proofErr w:type="spellStart"/>
+      <w:r>
+        <w:rPr>
+          <w:rStyle w:val="Strong"/>
+          <w:sz w:val="22"/>
+        </w:rPr>
+        <w:t>Grafana</w:t>
+      </w:r>
+      <w:proofErr w:type="spellEnd"/>
+      <w:r>
+        <w:rPr>
+          <w:rStyle w:val="Strong"/>
+          <w:sz w:val="22"/>
+        </w:rPr>
         <w:t xml:space="preserve">, </w:t>
       </w:r>
       <w:proofErr w:type="spellStart"/>
@@ -644,7 +519,7 @@
           <w:rStyle w:val="Strong"/>
           <w:sz w:val="22"/>
         </w:rPr>
-        <w:t>Datadog</w:t>
+        <w:t>Serilog</w:t>
       </w:r>
       <w:proofErr w:type="spellEnd"/>
       <w:r>
@@ -652,7 +527,7 @@
           <w:rStyle w:val="Strong"/>
           <w:sz w:val="22"/>
         </w:rPr>
-        <w:t xml:space="preserve">, Prometheus, </w:t>
+        <w:t xml:space="preserve">, </w:t>
       </w:r>
       <w:proofErr w:type="spellStart"/>
       <w:r>
@@ -660,7 +535,7 @@
           <w:rStyle w:val="Strong"/>
           <w:sz w:val="22"/>
         </w:rPr>
-        <w:t>Grafana</w:t>
+        <w:t>NUnit</w:t>
       </w:r>
       <w:proofErr w:type="spellEnd"/>
       <w:r>
@@ -676,7 +551,7 @@
           <w:rStyle w:val="Strong"/>
           <w:sz w:val="22"/>
         </w:rPr>
-        <w:t>Serilog</w:t>
+        <w:t>xUnit</w:t>
       </w:r>
       <w:proofErr w:type="spellEnd"/>
       <w:r>
@@ -684,55 +559,7 @@
           <w:rStyle w:val="Strong"/>
           <w:sz w:val="22"/>
         </w:rPr>
-        <w:t xml:space="preserve">, </w:t>
-      </w:r>
-      <w:proofErr w:type="spellStart"/>
-      <w:r>
-        <w:rPr>
-          <w:rStyle w:val="Strong"/>
-          <w:sz w:val="22"/>
-        </w:rPr>
-        <w:t>NUnit</w:t>
-      </w:r>
-      <w:proofErr w:type="spellEnd"/>
-      <w:r>
-        <w:rPr>
-          <w:rStyle w:val="Strong"/>
-          <w:sz w:val="22"/>
-        </w:rPr>
-        <w:t xml:space="preserve">, </w:t>
-      </w:r>
-      <w:proofErr w:type="spellStart"/>
-      <w:r>
-        <w:rPr>
-          <w:rStyle w:val="Strong"/>
-          <w:sz w:val="22"/>
-        </w:rPr>
-        <w:t>xUnit</w:t>
-      </w:r>
-      <w:proofErr w:type="spellEnd"/>
-      <w:r>
-        <w:rPr>
-          <w:rStyle w:val="Strong"/>
-          <w:sz w:val="22"/>
-        </w:rPr>
-        <w:t xml:space="preserve">, OAuth2, </w:t>
-      </w:r>
-      <w:proofErr w:type="spellStart"/>
-      <w:r>
-        <w:rPr>
-          <w:rStyle w:val="Strong"/>
-          <w:sz w:val="22"/>
-        </w:rPr>
-        <w:t>OpenID</w:t>
-      </w:r>
-      <w:proofErr w:type="spellEnd"/>
-      <w:r>
-        <w:rPr>
-          <w:rStyle w:val="Strong"/>
-          <w:sz w:val="22"/>
-        </w:rPr>
-        <w:t xml:space="preserve"> Connect, JWT, RBAC</w:t>
+        <w:t>, OAuth2, OpenID Connect, JWT, RBAC</w:t>
       </w:r>
     </w:p>
     <w:p>
@@ -837,7 +664,14 @@
           <w:rStyle w:val="Strong"/>
           <w:sz w:val="22"/>
         </w:rPr>
-        <w:t xml:space="preserve">high-throughput </w:t>
+        <w:t>high-throughput</w:t>
+      </w:r>
+      <w:r>
+        <w:rPr>
+          <w:rStyle w:val="Strong"/>
+          <w:sz w:val="22"/>
+        </w:rPr>
+        <w:t xml:space="preserve"> </w:t>
       </w:r>
       <w:proofErr w:type="spellStart"/>
       <w:r>
@@ -885,21 +719,7 @@
         <w:rPr>
           <w:sz w:val="22"/>
         </w:rPr>
-        <w:t xml:space="preserve">, enabling scalable multi-tenant </w:t>
-      </w:r>
-      <w:proofErr w:type="spellStart"/>
-      <w:r>
-        <w:rPr>
-          <w:sz w:val="22"/>
-        </w:rPr>
-        <w:t>SaaS</w:t>
-      </w:r>
-      <w:proofErr w:type="spellEnd"/>
-      <w:r>
-        <w:rPr>
-          <w:sz w:val="22"/>
-        </w:rPr>
-        <w:t xml:space="preserve"> operations while improving request throughput by over </w:t>
+        <w:t xml:space="preserve">, enabling scalable multi-tenant SaaS operations while improving request throughput by over </w:t>
       </w:r>
       <w:r>
         <w:rPr>
@@ -987,23 +807,7 @@
           <w:rStyle w:val="Strong"/>
           <w:sz w:val="22"/>
         </w:rPr>
-        <w:t xml:space="preserve"> keys and </w:t>
-      </w:r>
-      <w:proofErr w:type="spellStart"/>
-      <w:r>
-        <w:rPr>
-          <w:rStyle w:val="Strong"/>
-          <w:sz w:val="22"/>
-        </w:rPr>
-        <w:t>deduplication</w:t>
-      </w:r>
-      <w:proofErr w:type="spellEnd"/>
-      <w:r>
-        <w:rPr>
-          <w:rStyle w:val="Strong"/>
-          <w:sz w:val="22"/>
-        </w:rPr>
-        <w:t xml:space="preserve"> strategies</w:t>
+        <w:t xml:space="preserve"> keys and deduplication strategies</w:t>
       </w:r>
       <w:r>
         <w:rPr>
@@ -1106,23 +910,7 @@
           <w:rStyle w:val="Strong"/>
           <w:sz w:val="22"/>
         </w:rPr>
-        <w:t xml:space="preserve">OAuth2, </w:t>
-      </w:r>
-      <w:proofErr w:type="spellStart"/>
-      <w:r>
-        <w:rPr>
-          <w:rStyle w:val="Strong"/>
-          <w:sz w:val="22"/>
-        </w:rPr>
-        <w:t>OpenID</w:t>
-      </w:r>
-      <w:proofErr w:type="spellEnd"/>
-      <w:r>
-        <w:rPr>
-          <w:rStyle w:val="Strong"/>
-          <w:sz w:val="22"/>
-        </w:rPr>
-        <w:t xml:space="preserve"> Connect, and JWT</w:t>
+        <w:t>OAuth2, OpenID Connect, and JWT</w:t>
       </w:r>
       <w:r>
         <w:rPr>
@@ -1162,21 +950,12 @@
         </w:rPr>
         <w:t xml:space="preserve"> and indexing strategies across </w:t>
       </w:r>
-      <w:proofErr w:type="spellStart"/>
-      <w:r>
-        <w:rPr>
-          <w:rStyle w:val="Strong"/>
-          <w:sz w:val="22"/>
-        </w:rPr>
-        <w:t>PostgreSQL</w:t>
-      </w:r>
-      <w:proofErr w:type="spellEnd"/>
-      <w:r>
-        <w:rPr>
-          <w:rStyle w:val="Strong"/>
-          <w:sz w:val="22"/>
-        </w:rPr>
-        <w:t xml:space="preserve"> and SQL Server</w:t>
+      <w:r>
+        <w:rPr>
+          <w:rStyle w:val="Strong"/>
+          <w:sz w:val="22"/>
+        </w:rPr>
+        <w:t>PostgreSQL and SQL Server</w:t>
       </w:r>
       <w:r>
         <w:rPr>
@@ -1373,37 +1152,12 @@
         </w:rPr>
         <w:t xml:space="preserve">Containerized services with </w:t>
       </w:r>
-      <w:proofErr w:type="spellStart"/>
-      <w:r>
-        <w:rPr>
-          <w:rStyle w:val="Strong"/>
-          <w:sz w:val="22"/>
-        </w:rPr>
-        <w:t>Docker</w:t>
-      </w:r>
-      <w:proofErr w:type="spellEnd"/>
-      <w:r>
-        <w:rPr>
-          <w:rStyle w:val="Strong"/>
-          <w:sz w:val="22"/>
-        </w:rPr>
-        <w:t xml:space="preserve"> and </w:t>
-      </w:r>
-      <w:proofErr w:type="spellStart"/>
-      <w:r>
-        <w:rPr>
-          <w:rStyle w:val="Strong"/>
-          <w:sz w:val="22"/>
-        </w:rPr>
-        <w:t>Kubernetes</w:t>
-      </w:r>
-      <w:proofErr w:type="spellEnd"/>
-      <w:r>
-        <w:rPr>
-          <w:rStyle w:val="Strong"/>
-          <w:sz w:val="22"/>
-        </w:rPr>
-        <w:t xml:space="preserve"> (EKS)</w:t>
+      <w:r>
+        <w:rPr>
+          <w:rStyle w:val="Strong"/>
+          <w:sz w:val="22"/>
+        </w:rPr>
+        <w:t>Docker and Kubernetes (EKS)</w:t>
       </w:r>
       <w:r>
         <w:rPr>
@@ -1430,21 +1184,12 @@
         </w:rPr>
         <w:t xml:space="preserve">Automated CI/CD pipelines using </w:t>
       </w:r>
-      <w:proofErr w:type="spellStart"/>
-      <w:r>
-        <w:rPr>
-          <w:rStyle w:val="Strong"/>
-          <w:sz w:val="22"/>
-        </w:rPr>
-        <w:t>GitHub</w:t>
-      </w:r>
-      <w:proofErr w:type="spellEnd"/>
-      <w:r>
-        <w:rPr>
-          <w:rStyle w:val="Strong"/>
-          <w:sz w:val="22"/>
-        </w:rPr>
-        <w:t xml:space="preserve"> Actions</w:t>
+      <w:r>
+        <w:rPr>
+          <w:rStyle w:val="Strong"/>
+          <w:sz w:val="22"/>
+        </w:rPr>
+        <w:t>GitHub Actions</w:t>
       </w:r>
       <w:r>
         <w:rPr>
@@ -1534,9 +1279,22 @@
         </w:pBdr>
         <w:spacing w:after="120"/>
       </w:pPr>
-      <w:r>
-        <w:t xml:space="preserve"> </w:t>
-      </w:r>
+    </w:p>
+    <w:p>
+      <w:pPr>
+        <w:pBdr>
+          <w:bottom w:val="dashed" w:sz="4" w:space="0" w:color="CFD2CD"/>
+        </w:pBdr>
+        <w:spacing w:after="120"/>
+      </w:pPr>
+    </w:p>
+    <w:p>
+      <w:pPr>
+        <w:pBdr>
+          <w:bottom w:val="dashed" w:sz="4" w:space="0" w:color="CFD2CD"/>
+        </w:pBdr>
+        <w:spacing w:after="120"/>
+      </w:pPr>
     </w:p>
     <w:p>
       <w:pPr>
@@ -1551,7 +1309,7 @@
       </w:pPr>
     </w:p>
     <w:p>
-      <w:pPr>
+      <w:r>
         <w:rPr>
           <w:rFonts w:ascii="Arial" w:eastAsia="Arial" w:hAnsi="Arial" w:cs="Arial"/>
           <w:b/>
@@ -1560,11 +1318,8 @@
           <w:sz w:val="23"/>
           <w:szCs w:val="23"/>
         </w:rPr>
-      </w:pPr>
-      <w:bookmarkStart w:id="0" w:name="_GoBack"/>
-      <w:bookmarkEnd w:id="0"/>
-    </w:p>
-    <w:p>
+        <w:t>Software</w:t>
+      </w:r>
       <w:r>
         <w:rPr>
           <w:rFonts w:ascii="Arial" w:eastAsia="Arial" w:hAnsi="Arial" w:cs="Arial"/>
@@ -1574,18 +1329,6 @@
           <w:sz w:val="23"/>
           <w:szCs w:val="23"/>
         </w:rPr>
-        <w:lastRenderedPageBreak/>
-        <w:t>Software</w:t>
-      </w:r>
-      <w:r>
-        <w:rPr>
-          <w:rFonts w:ascii="Arial" w:eastAsia="Arial" w:hAnsi="Arial" w:cs="Arial"/>
-          <w:b/>
-          <w:bCs/>
-          <w:color w:val="111111"/>
-          <w:sz w:val="23"/>
-          <w:szCs w:val="23"/>
-        </w:rPr>
         <w:t xml:space="preserve"> Engineer</w:t>
       </w:r>
     </w:p>
@@ -1644,21 +1387,12 @@
         </w:rPr>
         <w:t xml:space="preserve">Developed </w:t>
       </w:r>
-      <w:proofErr w:type="spellStart"/>
-      <w:r>
-        <w:rPr>
-          <w:rStyle w:val="Strong"/>
-          <w:sz w:val="22"/>
-        </w:rPr>
-        <w:t>RESTful</w:t>
-      </w:r>
-      <w:proofErr w:type="spellEnd"/>
-      <w:r>
-        <w:rPr>
-          <w:rStyle w:val="Strong"/>
-          <w:sz w:val="22"/>
-        </w:rPr>
-        <w:t xml:space="preserve"> APIs using ASP.NET Core (2.1–3.1)</w:t>
+      <w:r>
+        <w:rPr>
+          <w:rStyle w:val="Strong"/>
+          <w:sz w:val="22"/>
+        </w:rPr>
+        <w:t>RESTful APIs using ASP.NET Core (2.1–3.1)</w:t>
       </w:r>
       <w:r>
         <w:rPr>
@@ -1781,17 +1515,8 @@
           <w:rStyle w:val="Strong"/>
           <w:sz w:val="22"/>
         </w:rPr>
-        <w:t xml:space="preserve">MySQL and </w:t>
-      </w:r>
-      <w:proofErr w:type="spellStart"/>
-      <w:r>
-        <w:rPr>
-          <w:rStyle w:val="Strong"/>
-          <w:sz w:val="22"/>
-        </w:rPr>
-        <w:t>PostgreSQL</w:t>
-      </w:r>
-      <w:proofErr w:type="spellEnd"/>
+        <w:t>MySQL and PostgreSQL</w:t>
+      </w:r>
       <w:r>
         <w:rPr>
           <w:sz w:val="22"/>
@@ -1862,7 +1587,13 @@
         <w:rPr>
           <w:sz w:val="22"/>
         </w:rPr>
-        <w:t xml:space="preserve"> for file processing and batch operations, fixing failure loops by implementing retry queues and dead-letter handling.</w:t>
+        <w:t xml:space="preserve"> for file</w:t>
+      </w:r>
+      <w:r>
+        <w:rPr>
+          <w:sz w:val="22"/>
+        </w:rPr>
+        <w:t xml:space="preserve"> processing and batch operations, fixing failure loops by implementing retry queues and dead-letter handling.</w:t>
       </w:r>
     </w:p>
     <w:p>
@@ -1883,21 +1614,12 @@
         </w:rPr>
         <w:t xml:space="preserve">Introduced </w:t>
       </w:r>
-      <w:proofErr w:type="spellStart"/>
-      <w:r>
-        <w:rPr>
-          <w:rStyle w:val="Strong"/>
-          <w:sz w:val="22"/>
-        </w:rPr>
-        <w:t>Docker</w:t>
-      </w:r>
-      <w:proofErr w:type="spellEnd"/>
-      <w:r>
-        <w:rPr>
-          <w:rStyle w:val="Strong"/>
-          <w:sz w:val="22"/>
-        </w:rPr>
-        <w:t>-based local development environments</w:t>
+      <w:r>
+        <w:rPr>
+          <w:rStyle w:val="Strong"/>
+          <w:sz w:val="22"/>
+        </w:rPr>
+        <w:t>Docker-based local development environments</w:t>
       </w:r>
       <w:r>
         <w:rPr>
